--- a/abidjan_2026/projects/six ideas.docx
+++ b/abidjan_2026/projects/six ideas.docx
@@ -11,14 +11,21 @@
     </w:p>
     <w:p>
       <w:r>
-        <w:t>Personalized messages / anglophone, francophone</w:t>
-      </w:r>
-      <w:r>
-        <w:t xml:space="preserve">. To get the people on the bus. </w:t>
-      </w:r>
-    </w:p>
-    <w:p>
-      <w:r>
+        <w:t xml:space="preserve">Personalized messages / anglophone, francophone. To get the people on the bus. </w:t>
+      </w:r>
+    </w:p>
+    <w:p>
+      <w:pPr>
+        <w:rPr>
+          <w:b/>
+          <w:bCs/>
+        </w:rPr>
+      </w:pPr>
+      <w:r>
+        <w:rPr>
+          <w:b/>
+          <w:bCs/>
+        </w:rPr>
         <w:t>NEED US to send SMS messages</w:t>
       </w:r>
     </w:p>
@@ -38,7 +45,14 @@
       </w:r>
       <w:proofErr w:type="spellEnd"/>
       <w:r>
-        <w:t>: NEED 20 MINUTES</w:t>
+        <w:t xml:space="preserve">: </w:t>
+      </w:r>
+      <w:r>
+        <w:rPr>
+          <w:b/>
+          <w:bCs/>
+        </w:rPr>
+        <w:t>NEED 20 MINUTES</w:t>
       </w:r>
     </w:p>
     <w:p>
@@ -49,7 +63,14 @@
     <w:p/>
     <w:p>
       <w:r>
-        <w:t>French C: Need 20 minutes</w:t>
+        <w:t xml:space="preserve">French C: </w:t>
+      </w:r>
+      <w:r>
+        <w:rPr>
+          <w:b/>
+          <w:bCs/>
+        </w:rPr>
+        <w:t>Need 20 minutes</w:t>
       </w:r>
     </w:p>
     <w:p>
@@ -145,7 +166,17 @@
       <w:proofErr w:type="spellEnd"/>
     </w:p>
     <w:p>
-      <w:r>
+      <w:pPr>
+        <w:rPr>
+          <w:b/>
+          <w:bCs/>
+        </w:rPr>
+      </w:pPr>
+      <w:r>
+        <w:rPr>
+          <w:b/>
+          <w:bCs/>
+        </w:rPr>
         <w:t>11:00 need 20 minutes time for exercises</w:t>
       </w:r>
     </w:p>
